--- a/backend/data/audit_report_templates/report_body/3.1 模板C-无保留意见审计报告模板（其他公众利益实体）-简版 .docx
+++ b/backend/data/audit_report_templates/report_body/3.1 模板C-无保留意见审计报告模板（其他公众利益实体）-简版 .docx
@@ -91,6 +91,7 @@
           <w:numId w:val="0"/>
         </w:numPr>
         <w:spacing w:line="360" w:lineRule="auto"/>
+        <w:ind w:firstLine="0"/>
         <w:jc w:val="center"/>
         <w:outlineLvl w:val="0"/>
         <w:rPr>
@@ -120,10 +121,11 @@
           <w:numId w:val="0"/>
         </w:numPr>
         <w:spacing w:line="360" w:lineRule="auto"/>
+        <w:ind w:firstLine="0"/>
         <w:jc w:val="center"/>
         <w:outlineLvl w:val="0"/>
         <w:rPr>
-          <w:rFonts w:ascii="黑体;SimHei" w:hAnsi="黑体;SimHei" w:eastAsia="黑体;SimHei" w:cs="Arial Narrow"/>
+          <w:rFonts w:hint="eastAsia" w:ascii="黑体;SimHei" w:hAnsi="黑体;SimHei" w:eastAsia="黑体;SimHei" w:cs="Arial Narrow"/>
           <w:b/>
           <w:color w:val="auto"/>
           <w:sz w:val="48"/>
@@ -1284,6 +1286,7 @@
     <w:p>
       <w:pPr>
         <w:spacing w:line="340" w:lineRule="atLeast"/>
+        <w:ind w:firstLine="420"/>
         <w:jc w:val="right"/>
         <w:rPr>
           <w:rFonts w:ascii="Arial Narrow" w:hAnsi="Arial Narrow" w:eastAsia="仿宋_GB2312" w:cs="Arial Narrow"/>
@@ -1294,7 +1297,7 @@
       </w:pPr>
       <w:r>
         <w:rPr>
-          <w:rFonts w:hint="eastAsia" w:ascii="Arial Narrow" w:hAnsi="Arial Narrow" w:eastAsia="仿宋_GB2312" w:cs="Arial Narrow"/>
+          <w:rFonts w:hint="default" w:ascii="Arial Narrow" w:hAnsi="Arial Narrow" w:eastAsia="仿宋_GB2312" w:cs="Arial Narrow"/>
           <w:spacing w:val="4"/>
           <w:sz w:val="24"/>
           <w:lang w:eastAsia="zh-CN"/>
@@ -1322,6 +1325,7 @@
           <w:numId w:val="0"/>
         </w:numPr>
         <w:spacing w:before="120" w:after="0" w:line="300" w:lineRule="auto"/>
+        <w:ind w:firstLine="0"/>
         <w:outlineLvl w:val="0"/>
         <w:rPr>
           <w:rFonts w:ascii="Arial Narrow" w:hAnsi="Arial Narrow" w:eastAsia="仿宋_GB2312" w:cs="Arial Narrow"/>
@@ -1334,7 +1338,7 @@
       </w:pPr>
       <w:r>
         <w:rPr>
-          <w:rFonts w:hint="eastAsia" w:ascii="Arial Narrow" w:hAnsi="Arial Narrow" w:eastAsia="仿宋_GB2312" w:cs="Arial Narrow"/>
+          <w:rFonts w:hint="eastAsia" w:ascii="Times New Roman" w:hAnsi="Times New Roman" w:eastAsia="仿宋_GB2312" w:cs="Arial Narrow"/>
           <w:b/>
           <w:color w:val="auto"/>
           <w:spacing w:val="4"/>
@@ -1378,56 +1382,119 @@
     <w:p>
       <w:pPr>
         <w:spacing w:before="120" w:after="0" w:line="300" w:lineRule="auto"/>
-        <w:ind w:left="0" w:leftChars="0" w:right="0" w:rightChars="0" w:firstLineChars="200"/>
+        <w:ind w:left="0" w:leftChars="0" w:right="0" w:rightChars="0" w:firstLine="480" w:firstLineChars="200"/>
         <w:jc w:val="both"/>
         <w:rPr>
-          <w:rFonts w:ascii="Arial Narrow" w:hAnsi="Arial Narrow" w:eastAsia="仿宋_GB2312" w:cs="Arial Narrow"/>
-          <w:sz w:val="24"/>
-          <w:szCs w:val="24"/>
-          <w:lang w:eastAsia="zh-CN"/>
-        </w:rPr>
-      </w:pPr>
-      <w:r>
-        <w:rPr>
-          <w:rFonts w:hint="eastAsia" w:ascii="Arial Narrow" w:hAnsi="Arial Narrow" w:eastAsia="仿宋_GB2312" w:cs="Arial Narrow"/>
-          <w:sz w:val="24"/>
-          <w:szCs w:val="24"/>
-          <w:lang w:eastAsia="zh-CN"/>
-        </w:rPr>
-        <w:t>我们审计了{{company_full_name}}（以下简称{{company_short_name}}）财务报表，包括{{audit_period_end}}的合并及公司资产负债表，{{audit_year}}年度的合并及公司利润表、合并及公司现金流量表、合并及公司股东权益变动表以及相关财务报表附注。</w:t>
-      </w:r>
-    </w:p>
-    <w:p>
-      <w:pPr>
-        <w:spacing w:before="120" w:after="0" w:line="300" w:lineRule="auto"/>
-        <w:ind w:left="0" w:leftChars="0" w:right="0" w:rightChars="0" w:firstLineChars="200"/>
-        <w:jc w:val="both"/>
-        <w:rPr>
-          <w:rFonts w:ascii="Arial Narrow" w:hAnsi="Arial Narrow" w:eastAsia="仿宋_GB2312" w:cs="Arial Narrow"/>
-          <w:sz w:val="24"/>
-          <w:szCs w:val="24"/>
-          <w:lang w:eastAsia="zh-CN"/>
-        </w:rPr>
-      </w:pPr>
-      <w:r>
-        <w:rPr>
-          <w:rFonts w:hint="eastAsia" w:ascii="Arial Narrow" w:hAnsi="Arial Narrow" w:eastAsia="仿宋_GB2312" w:cs="Arial Narrow"/>
-          <w:sz w:val="24"/>
-          <w:szCs w:val="24"/>
-          <w:lang w:eastAsia="zh-CN"/>
-        </w:rPr>
-        <w:t>我们认为，后附的财务报表在所有重大方面按照企业会计准则的规定编制，公允反映了{{company_short_name}}{{audit_period_end}}的合并及公司财务状况以及{{audit_year}}年度的合并</w:t>
+          <w:rFonts w:hint="eastAsia" w:ascii="仿宋_GB2312" w:hAnsi="仿宋_GB2312" w:eastAsia="仿宋_GB2312" w:cs="仿宋_GB2312"/>
+          <w:sz w:val="24"/>
+          <w:szCs w:val="24"/>
+          <w:lang w:eastAsia="zh-CN"/>
+        </w:rPr>
+      </w:pPr>
+      <w:r>
+        <w:rPr>
+          <w:rFonts w:hint="eastAsia" w:ascii="仿宋_GB2312" w:hAnsi="仿宋_GB2312" w:eastAsia="仿宋_GB2312" w:cs="仿宋_GB2312"/>
+          <w:sz w:val="24"/>
+          <w:szCs w:val="24"/>
+          <w:lang w:eastAsia="zh-CN"/>
+        </w:rPr>
+        <w:t>我们审计了{{company_full_name}}（以下简称{{company_short_name}}）财务报表，包括</w:t>
+      </w:r>
+      <w:r>
+        <w:rPr>
+          <w:rFonts w:hint="default" w:ascii="Arial Narrow" w:hAnsi="Arial Narrow" w:eastAsia="仿宋_GB2312" w:cs="Arial Narrow"/>
+          <w:sz w:val="24"/>
+          <w:szCs w:val="24"/>
+          <w:lang w:eastAsia="zh-CN"/>
+        </w:rPr>
+        <w:t>{{audit_period_end}}</w:t>
+      </w:r>
+      <w:r>
+        <w:rPr>
+          <w:rFonts w:hint="eastAsia" w:ascii="仿宋_GB2312" w:hAnsi="仿宋_GB2312" w:eastAsia="仿宋_GB2312" w:cs="仿宋_GB2312"/>
+          <w:sz w:val="24"/>
+          <w:szCs w:val="24"/>
+          <w:lang w:eastAsia="zh-CN"/>
+        </w:rPr>
+        <w:t>的合并及公司资产负债表，</w:t>
+      </w:r>
+      <w:r>
+        <w:rPr>
+          <w:rFonts w:hint="default" w:ascii="Arial Narrow" w:hAnsi="Arial Narrow" w:eastAsia="仿宋_GB2312" w:cs="Arial Narrow"/>
+          <w:sz w:val="24"/>
+          <w:szCs w:val="24"/>
+          <w:lang w:eastAsia="zh-CN"/>
+        </w:rPr>
+        <w:t>{{audit_year}}</w:t>
+      </w:r>
+      <w:r>
+        <w:rPr>
+          <w:rFonts w:hint="eastAsia" w:ascii="仿宋_GB2312" w:hAnsi="仿宋_GB2312" w:eastAsia="仿宋_GB2312" w:cs="仿宋_GB2312"/>
+          <w:sz w:val="24"/>
+          <w:szCs w:val="24"/>
+          <w:lang w:eastAsia="zh-CN"/>
+        </w:rPr>
+        <w:t>年度的合并及公司利润表、合并及公司现金流量表、合并及公司股东权益变动表以及相关财务报表附注。</w:t>
       </w:r>
       <w:bookmarkStart w:id="0" w:name="_GoBack"/>
       <w:bookmarkEnd w:id="0"/>
-      <w:r>
-        <w:rPr>
-          <w:rFonts w:hint="eastAsia" w:ascii="Arial Narrow" w:hAnsi="Arial Narrow" w:eastAsia="仿宋_GB2312" w:cs="Arial Narrow"/>
-          <w:sz w:val="24"/>
-          <w:szCs w:val="24"/>
-          <w:lang w:eastAsia="zh-CN"/>
-        </w:rPr>
-        <w:t>及公司经营成果和现金流量。</w:t>
+    </w:p>
+    <w:p>
+      <w:pPr>
+        <w:spacing w:before="120" w:after="0" w:line="300" w:lineRule="auto"/>
+        <w:ind w:left="0" w:leftChars="0" w:right="0" w:rightChars="0" w:firstLine="480" w:firstLineChars="200"/>
+        <w:jc w:val="both"/>
+        <w:rPr>
+          <w:rFonts w:hint="eastAsia" w:ascii="仿宋_GB2312" w:hAnsi="仿宋_GB2312" w:eastAsia="仿宋_GB2312" w:cs="仿宋_GB2312"/>
+          <w:sz w:val="24"/>
+          <w:szCs w:val="24"/>
+          <w:lang w:eastAsia="zh-CN"/>
+        </w:rPr>
+      </w:pPr>
+      <w:r>
+        <w:rPr>
+          <w:rFonts w:hint="eastAsia" w:ascii="仿宋_GB2312" w:hAnsi="仿宋_GB2312" w:eastAsia="仿宋_GB2312" w:cs="仿宋_GB2312"/>
+          <w:sz w:val="24"/>
+          <w:szCs w:val="24"/>
+          <w:lang w:eastAsia="zh-CN"/>
+        </w:rPr>
+        <w:t>我们认为，后附的财务报表在所有重大方面按照企业会计准则的规定编制，公允反映了{{company_short_name}}</w:t>
+      </w:r>
+      <w:r>
+        <w:rPr>
+          <w:rFonts w:hint="default" w:ascii="Arial Narrow" w:hAnsi="Arial Narrow" w:eastAsia="仿宋_GB2312" w:cs="Arial Narrow"/>
+          <w:sz w:val="24"/>
+          <w:szCs w:val="24"/>
+          <w:lang w:eastAsia="zh-CN"/>
+        </w:rPr>
+        <w:t>{{audit_period_end}}</w:t>
+      </w:r>
+      <w:r>
+        <w:rPr>
+          <w:rFonts w:hint="eastAsia" w:ascii="仿宋_GB2312" w:hAnsi="仿宋_GB2312" w:eastAsia="仿宋_GB2312" w:cs="仿宋_GB2312"/>
+          <w:sz w:val="24"/>
+          <w:szCs w:val="24"/>
+          <w:lang w:eastAsia="zh-CN"/>
+        </w:rPr>
+        <w:t>的合并及公司财务状况以及</w:t>
+      </w:r>
+      <w:r>
+        <w:rPr>
+          <w:rFonts w:hint="default" w:ascii="Arial Narrow" w:hAnsi="Arial Narrow" w:eastAsia="仿宋_GB2312" w:cs="Arial Narrow"/>
+          <w:sz w:val="24"/>
+          <w:szCs w:val="24"/>
+          <w:lang w:eastAsia="zh-CN"/>
+        </w:rPr>
+        <w:t>{{audit_year}}</w:t>
+      </w:r>
+      <w:r>
+        <w:rPr>
+          <w:rFonts w:hint="eastAsia" w:ascii="仿宋_GB2312" w:hAnsi="仿宋_GB2312" w:eastAsia="仿宋_GB2312" w:cs="仿宋_GB2312"/>
+          <w:sz w:val="24"/>
+          <w:szCs w:val="24"/>
+          <w:lang w:eastAsia="zh-CN"/>
+        </w:rPr>
+        <w:t>年度的合并及公司经营成果和现金流量。</w:t>
       </w:r>
     </w:p>
     <w:p>
@@ -1462,10 +1529,10 @@
     <w:p>
       <w:pPr>
         <w:spacing w:before="120" w:after="0" w:line="300" w:lineRule="auto"/>
-        <w:ind w:left="0" w:leftChars="0" w:right="0" w:rightChars="0" w:firstLineChars="200"/>
+        <w:ind w:left="0" w:leftChars="0" w:right="0" w:rightChars="0" w:firstLine="496" w:firstLineChars="200"/>
         <w:jc w:val="both"/>
         <w:rPr>
-          <w:rFonts w:ascii="Arial Narrow" w:hAnsi="Arial Narrow" w:eastAsia="仿宋_GB2312" w:cs="宋体;SimSun"/>
+          <w:rFonts w:hint="eastAsia" w:ascii="仿宋_GB2312" w:hAnsi="仿宋_GB2312" w:eastAsia="仿宋_GB2312" w:cs="仿宋_GB2312"/>
           <w:spacing w:val="4"/>
           <w:sz w:val="24"/>
           <w:szCs w:val="24"/>
@@ -1474,7 +1541,7 @@
       </w:pPr>
       <w:r>
         <w:rPr>
-          <w:rFonts w:hint="eastAsia" w:ascii="Arial Narrow" w:hAnsi="Arial Narrow" w:eastAsia="仿宋_GB2312" w:cs="宋体;SimSun"/>
+          <w:rFonts w:hint="eastAsia" w:ascii="仿宋_GB2312" w:hAnsi="仿宋_GB2312" w:eastAsia="仿宋_GB2312" w:cs="仿宋_GB2312"/>
           <w:spacing w:val="4"/>
           <w:sz w:val="24"/>
           <w:szCs w:val="24"/>
@@ -1526,10 +1593,10 @@
     <w:p>
       <w:pPr>
         <w:spacing w:before="120" w:after="0" w:line="300" w:lineRule="auto"/>
-        <w:ind w:left="0" w:leftChars="0" w:right="0" w:rightChars="0" w:firstLineChars="200"/>
+        <w:ind w:left="0" w:leftChars="0" w:right="0" w:rightChars="0" w:firstLine="496" w:firstLineChars="200"/>
         <w:jc w:val="both"/>
         <w:rPr>
-          <w:rFonts w:ascii="Arial Narrow" w:hAnsi="Arial Narrow" w:eastAsia="仿宋_GB2312" w:cs="Arial Narrow"/>
+          <w:rFonts w:hint="eastAsia" w:ascii="仿宋_GB2312" w:hAnsi="仿宋_GB2312" w:eastAsia="仿宋_GB2312" w:cs="仿宋_GB2312"/>
           <w:spacing w:val="4"/>
           <w:sz w:val="24"/>
           <w:szCs w:val="24"/>
@@ -1538,7 +1605,7 @@
       </w:pPr>
       <w:r>
         <w:rPr>
-          <w:rFonts w:ascii="Arial Narrow" w:hAnsi="Arial Narrow" w:eastAsia="仿宋_GB2312" w:cs="Arial Narrow"/>
+          <w:rFonts w:hint="eastAsia" w:ascii="仿宋_GB2312" w:hAnsi="仿宋_GB2312" w:eastAsia="仿宋_GB2312" w:cs="仿宋_GB2312"/>
           <w:color w:val="auto"/>
           <w:spacing w:val="4"/>
           <w:sz w:val="24"/>
@@ -1551,10 +1618,10 @@
     <w:p>
       <w:pPr>
         <w:spacing w:before="120" w:after="0" w:line="300" w:lineRule="auto"/>
-        <w:ind w:left="0" w:leftChars="0" w:right="0" w:rightChars="0" w:firstLineChars="200"/>
+        <w:ind w:left="0" w:leftChars="0" w:right="0" w:rightChars="0" w:firstLine="496" w:firstLineChars="200"/>
         <w:jc w:val="both"/>
         <w:rPr>
-          <w:rFonts w:ascii="Arial Narrow" w:hAnsi="Arial Narrow" w:eastAsia="仿宋_GB2312" w:cs="Arial Narrow"/>
+          <w:rFonts w:hint="eastAsia" w:ascii="仿宋_GB2312" w:hAnsi="仿宋_GB2312" w:eastAsia="仿宋_GB2312" w:cs="仿宋_GB2312"/>
           <w:spacing w:val="4"/>
           <w:sz w:val="24"/>
           <w:szCs w:val="24"/>
@@ -1563,7 +1630,7 @@
       </w:pPr>
       <w:r>
         <w:rPr>
-          <w:rFonts w:hint="eastAsia" w:ascii="Arial Narrow" w:hAnsi="Arial Narrow" w:eastAsia="仿宋_GB2312" w:cs="Arial Narrow"/>
+          <w:rFonts w:hint="eastAsia" w:ascii="仿宋_GB2312" w:hAnsi="仿宋_GB2312" w:eastAsia="仿宋_GB2312" w:cs="仿宋_GB2312"/>
           <w:spacing w:val="4"/>
           <w:sz w:val="24"/>
           <w:szCs w:val="24"/>
@@ -1575,10 +1642,10 @@
     <w:p>
       <w:pPr>
         <w:spacing w:before="120" w:after="0" w:line="300" w:lineRule="auto"/>
-        <w:ind w:left="0" w:leftChars="0" w:right="0" w:rightChars="0" w:firstLineChars="200"/>
+        <w:ind w:left="0" w:leftChars="0" w:right="0" w:rightChars="0" w:firstLine="496" w:firstLineChars="200"/>
         <w:jc w:val="both"/>
         <w:rPr>
-          <w:rFonts w:ascii="Arial Narrow" w:hAnsi="Arial Narrow" w:eastAsia="仿宋_GB2312" w:cs="Arial Narrow"/>
+          <w:rFonts w:hint="eastAsia" w:ascii="仿宋_GB2312" w:hAnsi="仿宋_GB2312" w:eastAsia="仿宋_GB2312" w:cs="仿宋_GB2312"/>
           <w:spacing w:val="4"/>
           <w:sz w:val="24"/>
           <w:szCs w:val="24"/>
@@ -1587,7 +1654,7 @@
       </w:pPr>
       <w:r>
         <w:rPr>
-          <w:rFonts w:hint="eastAsia" w:ascii="Arial Narrow" w:hAnsi="Arial Narrow" w:eastAsia="仿宋_GB2312" w:cs="Arial Narrow"/>
+          <w:rFonts w:hint="eastAsia" w:ascii="仿宋_GB2312" w:hAnsi="仿宋_GB2312" w:eastAsia="仿宋_GB2312" w:cs="仿宋_GB2312"/>
           <w:spacing w:val="4"/>
           <w:sz w:val="24"/>
           <w:szCs w:val="24"/>
@@ -1639,10 +1706,10 @@
     <w:p>
       <w:pPr>
         <w:spacing w:before="120" w:after="0" w:line="300" w:lineRule="auto"/>
-        <w:ind w:left="0" w:leftChars="0" w:right="0" w:rightChars="0" w:firstLineChars="200"/>
+        <w:ind w:left="0" w:leftChars="0" w:right="0" w:rightChars="0" w:firstLine="496" w:firstLineChars="200"/>
         <w:jc w:val="both"/>
         <w:rPr>
-          <w:rFonts w:ascii="Arial Narrow" w:hAnsi="Arial Narrow" w:eastAsia="仿宋_GB2312" w:cs="Arial Narrow"/>
+          <w:rFonts w:hint="eastAsia" w:ascii="仿宋_GB2312" w:hAnsi="仿宋_GB2312" w:eastAsia="仿宋_GB2312" w:cs="仿宋_GB2312"/>
           <w:spacing w:val="4"/>
           <w:sz w:val="24"/>
           <w:szCs w:val="24"/>
@@ -1651,7 +1718,7 @@
       </w:pPr>
       <w:r>
         <w:rPr>
-          <w:rFonts w:hint="eastAsia" w:ascii="Arial Narrow" w:hAnsi="Arial Narrow" w:eastAsia="仿宋_GB2312" w:cs="Arial Narrow"/>
+          <w:rFonts w:hint="eastAsia" w:ascii="仿宋_GB2312" w:hAnsi="仿宋_GB2312" w:eastAsia="仿宋_GB2312" w:cs="仿宋_GB2312"/>
           <w:spacing w:val="4"/>
           <w:sz w:val="24"/>
           <w:szCs w:val="24"/>
@@ -1663,10 +1730,10 @@
     <w:p>
       <w:pPr>
         <w:spacing w:before="120" w:after="0" w:line="300" w:lineRule="auto"/>
-        <w:ind w:left="0" w:leftChars="0" w:right="0" w:rightChars="0" w:firstLineChars="200"/>
+        <w:ind w:left="0" w:leftChars="0" w:right="0" w:rightChars="0" w:firstLine="496" w:firstLineChars="200"/>
         <w:jc w:val="both"/>
         <w:rPr>
-          <w:rFonts w:ascii="Arial Narrow" w:hAnsi="Arial Narrow" w:eastAsia="仿宋_GB2312" w:cs="Arial Narrow"/>
+          <w:rFonts w:hint="eastAsia" w:ascii="仿宋_GB2312" w:hAnsi="仿宋_GB2312" w:eastAsia="仿宋_GB2312" w:cs="仿宋_GB2312"/>
           <w:spacing w:val="4"/>
           <w:sz w:val="24"/>
           <w:szCs w:val="24"/>
@@ -1675,7 +1742,7 @@
       </w:pPr>
       <w:r>
         <w:rPr>
-          <w:rFonts w:hint="eastAsia" w:ascii="Arial Narrow" w:hAnsi="Arial Narrow" w:eastAsia="仿宋_GB2312" w:cs="Arial Narrow"/>
+          <w:rFonts w:hint="eastAsia" w:ascii="仿宋_GB2312" w:hAnsi="仿宋_GB2312" w:eastAsia="仿宋_GB2312" w:cs="仿宋_GB2312"/>
           <w:spacing w:val="4"/>
           <w:sz w:val="24"/>
           <w:szCs w:val="24"/>
@@ -1687,10 +1754,10 @@
     <w:p>
       <w:pPr>
         <w:spacing w:before="120" w:after="0" w:line="300" w:lineRule="auto"/>
-        <w:ind w:left="0" w:leftChars="0" w:right="0" w:rightChars="0" w:firstLineChars="200"/>
+        <w:ind w:left="0" w:leftChars="0" w:right="0" w:rightChars="0" w:firstLine="496" w:firstLineChars="200"/>
         <w:jc w:val="both"/>
         <w:rPr>
-          <w:rFonts w:ascii="Arial Narrow" w:hAnsi="Arial Narrow" w:eastAsia="仿宋_GB2312" w:cs="Arial Narrow"/>
+          <w:rFonts w:hint="eastAsia" w:ascii="仿宋_GB2312" w:hAnsi="仿宋_GB2312" w:eastAsia="仿宋_GB2312" w:cs="仿宋_GB2312"/>
           <w:spacing w:val="4"/>
           <w:sz w:val="24"/>
           <w:szCs w:val="24"/>
@@ -1699,7 +1766,7 @@
       </w:pPr>
       <w:r>
         <w:rPr>
-          <w:rFonts w:hint="eastAsia" w:ascii="Arial Narrow" w:hAnsi="Arial Narrow" w:eastAsia="仿宋_GB2312" w:cs="Arial Narrow"/>
+          <w:rFonts w:hint="eastAsia" w:ascii="仿宋_GB2312" w:hAnsi="仿宋_GB2312" w:eastAsia="仿宋_GB2312" w:cs="仿宋_GB2312"/>
           <w:spacing w:val="4"/>
           <w:sz w:val="24"/>
           <w:szCs w:val="24"/>
@@ -1711,10 +1778,10 @@
     <w:p>
       <w:pPr>
         <w:spacing w:before="120" w:after="0" w:line="300" w:lineRule="auto"/>
-        <w:ind w:left="0" w:leftChars="0" w:right="0" w:rightChars="0" w:firstLineChars="200"/>
+        <w:ind w:left="0" w:leftChars="0" w:right="0" w:rightChars="0" w:firstLine="496" w:firstLineChars="200"/>
         <w:jc w:val="both"/>
         <w:rPr>
-          <w:rFonts w:ascii="Arial Narrow" w:hAnsi="Arial Narrow" w:eastAsia="仿宋_GB2312" w:cs="Arial Narrow"/>
+          <w:rFonts w:hint="eastAsia" w:ascii="仿宋_GB2312" w:hAnsi="仿宋_GB2312" w:eastAsia="仿宋_GB2312" w:cs="仿宋_GB2312"/>
           <w:spacing w:val="4"/>
           <w:sz w:val="24"/>
           <w:szCs w:val="24"/>
@@ -1723,7 +1790,7 @@
       </w:pPr>
       <w:r>
         <w:rPr>
-          <w:rFonts w:hint="eastAsia" w:ascii="Arial Narrow" w:hAnsi="Arial Narrow" w:eastAsia="仿宋_GB2312" w:cs="Arial Narrow"/>
+          <w:rFonts w:hint="eastAsia" w:ascii="仿宋_GB2312" w:hAnsi="仿宋_GB2312" w:eastAsia="仿宋_GB2312" w:cs="仿宋_GB2312"/>
           <w:spacing w:val="4"/>
           <w:sz w:val="24"/>
           <w:szCs w:val="24"/>
@@ -1735,10 +1802,10 @@
     <w:p>
       <w:pPr>
         <w:spacing w:before="120" w:after="0" w:line="300" w:lineRule="auto"/>
-        <w:ind w:left="0" w:leftChars="0" w:right="0" w:rightChars="0" w:firstLineChars="200"/>
+        <w:ind w:left="0" w:leftChars="0" w:right="0" w:rightChars="0" w:firstLine="496" w:firstLineChars="200"/>
         <w:jc w:val="both"/>
         <w:rPr>
-          <w:rFonts w:ascii="Arial Narrow" w:hAnsi="Arial Narrow" w:eastAsia="仿宋_GB2312" w:cs="Arial Narrow"/>
+          <w:rFonts w:hint="eastAsia" w:ascii="仿宋_GB2312" w:hAnsi="仿宋_GB2312" w:eastAsia="仿宋_GB2312" w:cs="仿宋_GB2312"/>
           <w:spacing w:val="4"/>
           <w:sz w:val="24"/>
           <w:szCs w:val="24"/>
@@ -1747,7 +1814,7 @@
       </w:pPr>
       <w:r>
         <w:rPr>
-          <w:rFonts w:hint="eastAsia" w:ascii="Arial Narrow" w:hAnsi="Arial Narrow" w:eastAsia="仿宋_GB2312" w:cs="Arial Narrow"/>
+          <w:rFonts w:hint="eastAsia" w:ascii="仿宋_GB2312" w:hAnsi="仿宋_GB2312" w:eastAsia="仿宋_GB2312" w:cs="仿宋_GB2312"/>
           <w:spacing w:val="4"/>
           <w:sz w:val="24"/>
           <w:szCs w:val="24"/>
@@ -1759,10 +1826,10 @@
     <w:p>
       <w:pPr>
         <w:spacing w:before="120" w:after="0" w:line="300" w:lineRule="auto"/>
-        <w:ind w:left="0" w:leftChars="0" w:right="0" w:rightChars="0" w:firstLineChars="200"/>
+        <w:ind w:left="0" w:leftChars="0" w:right="0" w:rightChars="0" w:firstLine="496" w:firstLineChars="200"/>
         <w:jc w:val="both"/>
         <w:rPr>
-          <w:rFonts w:ascii="Arial Narrow" w:hAnsi="Arial Narrow" w:eastAsia="仿宋_GB2312" w:cs="Arial Narrow"/>
+          <w:rFonts w:hint="eastAsia" w:ascii="仿宋_GB2312" w:hAnsi="仿宋_GB2312" w:eastAsia="仿宋_GB2312" w:cs="仿宋_GB2312"/>
           <w:spacing w:val="4"/>
           <w:sz w:val="24"/>
           <w:szCs w:val="24"/>
@@ -1771,7 +1838,7 @@
       </w:pPr>
       <w:r>
         <w:rPr>
-          <w:rFonts w:hint="eastAsia" w:ascii="Arial Narrow" w:hAnsi="Arial Narrow" w:eastAsia="仿宋_GB2312" w:cs="Arial Narrow"/>
+          <w:rFonts w:hint="eastAsia" w:ascii="仿宋_GB2312" w:hAnsi="仿宋_GB2312" w:eastAsia="仿宋_GB2312" w:cs="仿宋_GB2312"/>
           <w:spacing w:val="4"/>
           <w:sz w:val="24"/>
           <w:szCs w:val="24"/>
@@ -1783,10 +1850,10 @@
     <w:p>
       <w:pPr>
         <w:spacing w:before="120" w:after="0" w:line="300" w:lineRule="auto"/>
-        <w:ind w:left="0" w:leftChars="0" w:right="0" w:rightChars="0" w:firstLineChars="200"/>
+        <w:ind w:left="0" w:leftChars="0" w:right="0" w:rightChars="0" w:firstLine="496" w:firstLineChars="200"/>
         <w:jc w:val="both"/>
         <w:rPr>
-          <w:rFonts w:ascii="Arial Narrow" w:hAnsi="Arial Narrow" w:eastAsia="仿宋_GB2312" w:cs="Arial Narrow"/>
+          <w:rFonts w:hint="eastAsia" w:ascii="仿宋_GB2312" w:hAnsi="仿宋_GB2312" w:eastAsia="仿宋_GB2312" w:cs="仿宋_GB2312"/>
           <w:spacing w:val="4"/>
           <w:sz w:val="24"/>
           <w:szCs w:val="24"/>
@@ -1795,7 +1862,7 @@
       </w:pPr>
       <w:r>
         <w:rPr>
-          <w:rFonts w:hint="eastAsia" w:ascii="Arial Narrow" w:hAnsi="Arial Narrow" w:eastAsia="仿宋_GB2312" w:cs="Arial Narrow"/>
+          <w:rFonts w:hint="eastAsia" w:ascii="仿宋_GB2312" w:hAnsi="仿宋_GB2312" w:eastAsia="仿宋_GB2312" w:cs="仿宋_GB2312"/>
           <w:spacing w:val="4"/>
           <w:sz w:val="24"/>
           <w:szCs w:val="24"/>
@@ -1807,10 +1874,10 @@
     <w:p>
       <w:pPr>
         <w:spacing w:before="120" w:after="0" w:line="300" w:lineRule="auto"/>
-        <w:ind w:left="0" w:leftChars="0" w:right="0" w:rightChars="0" w:firstLineChars="200"/>
+        <w:ind w:left="0" w:leftChars="0" w:right="0" w:rightChars="0" w:firstLine="496" w:firstLineChars="200"/>
         <w:jc w:val="both"/>
         <w:rPr>
-          <w:rFonts w:ascii="Arial Narrow" w:hAnsi="Arial Narrow" w:eastAsia="仿宋_GB2312" w:cs="Arial Narrow"/>
+          <w:rFonts w:hint="eastAsia" w:ascii="仿宋_GB2312" w:hAnsi="仿宋_GB2312" w:eastAsia="仿宋_GB2312" w:cs="仿宋_GB2312"/>
           <w:spacing w:val="4"/>
           <w:sz w:val="24"/>
           <w:szCs w:val="24"/>
@@ -1819,7 +1886,7 @@
       </w:pPr>
       <w:r>
         <w:rPr>
-          <w:rFonts w:hint="eastAsia" w:ascii="Arial Narrow" w:hAnsi="Arial Narrow" w:eastAsia="仿宋_GB2312" w:cs="Arial Narrow"/>
+          <w:rFonts w:hint="eastAsia" w:ascii="仿宋_GB2312" w:hAnsi="仿宋_GB2312" w:eastAsia="仿宋_GB2312" w:cs="仿宋_GB2312"/>
           <w:spacing w:val="4"/>
           <w:sz w:val="24"/>
           <w:szCs w:val="24"/>
@@ -1831,10 +1898,10 @@
     <w:p>
       <w:pPr>
         <w:spacing w:before="120" w:after="0" w:line="300" w:lineRule="auto"/>
-        <w:ind w:left="0" w:leftChars="0" w:right="0" w:rightChars="0" w:firstLineChars="200"/>
+        <w:ind w:left="0" w:leftChars="0" w:right="0" w:rightChars="0" w:firstLine="496" w:firstLineChars="200"/>
         <w:jc w:val="both"/>
         <w:rPr>
-          <w:rFonts w:hint="eastAsia" w:ascii="Arial Narrow" w:hAnsi="Arial Narrow" w:eastAsia="仿宋_GB2312" w:cs="Arial Narrow"/>
+          <w:rFonts w:hint="eastAsia" w:ascii="仿宋_GB2312" w:hAnsi="仿宋_GB2312" w:eastAsia="仿宋_GB2312" w:cs="仿宋_GB2312"/>
           <w:spacing w:val="4"/>
           <w:sz w:val="24"/>
           <w:szCs w:val="24"/>
@@ -1843,7 +1910,7 @@
       </w:pPr>
       <w:r>
         <w:rPr>
-          <w:rFonts w:hint="eastAsia" w:ascii="Arial Narrow" w:hAnsi="Arial Narrow" w:eastAsia="仿宋_GB2312" w:cs="Arial Narrow"/>
+          <w:rFonts w:hint="eastAsia" w:ascii="仿宋_GB2312" w:hAnsi="仿宋_GB2312" w:eastAsia="仿宋_GB2312" w:cs="仿宋_GB2312"/>
           <w:spacing w:val="4"/>
           <w:sz w:val="24"/>
           <w:szCs w:val="24"/>
@@ -2458,7 +2525,7 @@
     <w:lvl w:ilvl="0" w:tentative="0">
       <w:start w:val="1"/>
       <w:numFmt w:val="bullet"/>
-      <w:pStyle w:val="34"/>
+      <w:pStyle w:val="35"/>
       <w:lvlText w:val=""/>
       <w:lvlJc w:val="left"/>
       <w:pPr>

--- a/backend/data/audit_report_templates/report_body/3.1 模板C-无保留意见审计报告模板（其他公众利益实体）-简版 .docx
+++ b/backend/data/audit_report_templates/report_body/3.1 模板C-无保留意见审计报告模板（其他公众利益实体）-简版 .docx
@@ -307,7 +307,7 @@
     </w:p>
     <w:p>
       <w:pPr>
-        <w:spacing w:line="2400" w:lineRule="auto"/>
+        <w:spacing w:line="360" w:lineRule="auto"/>
         <w:jc w:val="center"/>
         <w:rPr>
           <w:rFonts w:ascii="黑体;SimHei" w:hAnsi="黑体;SimHei" w:eastAsia="黑体;SimHei" w:cs="Arial Narrow"/>
